--- a/staff-attitude/docs-source/01-고용계약서.docx
+++ b/staff-attitude/docs-source/01-고용계약서.docx
@@ -1672,7 +1672,7 @@
                 <w:sz w:val="17"/>
                 <w:szCs w:val="17"/>
               </w:rPr>
-              <w:t xml:space="preserve">ไม่น้อยกว่า 13 วันต่อปี รวมวันแรงงานแห่งชาติ บริษัทประกาศล่วงหน้าเป็นรายปี</w:t>
+              <w:t xml:space="preserve">บริษัทให้ __________ วันต่อปี รวมวันแรงงานแห่งชาติ ประกาศล่วงหน้าเป็นรายปี  (กฎหมายกำหนดไม่น้อยกว่า 13 วันต่อปี)</w:t>
             </w:r>
           </w:p>
         </w:tc>
@@ -1739,7 +1739,7 @@
                 <w:sz w:val="17"/>
                 <w:szCs w:val="17"/>
               </w:rPr>
-              <w:t xml:space="preserve">ไม่น้อยกว่า 6 วันทำงานต่อปี เมื่อทำงานครบ 1 ปี  ·  ยื่นขอล่วงหน้าไม่น้อยกว่า 14 วัน</w:t>
+              <w:t xml:space="preserve">บริษัทให้ __________ วันทำงานต่อปี เมื่อทำงานครบ 1 ปี  ·  ยื่นขอล่วงหน้าไม่น้อยกว่า 14 วัน  (กฎหมายกำหนดไม่น้อยกว่า 6 วันทำงานต่อปี)</w:t>
             </w:r>
           </w:p>
         </w:tc>
@@ -1873,7 +1873,7 @@
                 <w:sz w:val="17"/>
                 <w:szCs w:val="17"/>
               </w:rPr>
-              <w:t xml:space="preserve">ไม่น้อยกว่า 3 วันทำงานต่อปี โดยได้รับค่าจ้าง</w:t>
+              <w:t xml:space="preserve">บริษัทให้ __________ วันทำงานต่อปี โดยได้รับค่าจ้าง  (กฎหมายกำหนดไม่น้อยกว่า 3 วันทำงานต่อปี)</w:t>
             </w:r>
           </w:p>
         </w:tc>
